--- a/CloudGuardian_AWS_Project_Plan.docx
+++ b/CloudGuardian_AWS_Project_Plan.docx
@@ -1107,19 +1107,22 @@
         <w:tc>
           <w:tcPr>
             <w:tcW w:type="dxa" w:w="907"/>
+            <w:shd w:val="clear" w:color="auto" w:fill="FFF2CC"/>
           </w:tcPr>
           <w:p>
+            <w:r/>
             <w:r>
               <w:rPr>
                 <w:sz w:val="18"/>
               </w:rPr>
-              <w:t>Pending</w:t>
+              <w:t>In progress</w:t>
             </w:r>
           </w:p>
         </w:tc>
         <w:tc>
           <w:tcPr>
             <w:tcW w:type="dxa" w:w="2551"/>
+            <w:shd w:val="clear" w:color="auto" w:fill="FFF2CC"/>
           </w:tcPr>
           <w:p>
             <w:r>
@@ -1140,8 +1143,10 @@
         <w:tc>
           <w:tcPr>
             <w:tcW w:type="dxa" w:w="2835"/>
+            <w:shd w:val="clear" w:color="auto" w:fill="FFF2CC"/>
           </w:tcPr>
           <w:p>
+            <w:r/>
             <w:r>
               <w:rPr>
                 <w:b/>
@@ -1153,7 +1158,7 @@
               <w:rPr>
                 <w:sz w:val="17"/>
               </w:rPr>
-              <w:t>Not started.</w:t>
+              <w:t>7 of 8 misconfigs introduced in Terraform (S3 public + unencrypted, RDS public + unencrypted, data subnet public IPs, IAM role over-permissive policy + overly broad trust policy), each tagged with a MISCONFIG #N comment and revert instructions in the source. #8 (missing CloudTrail) documented as an existing gap, no code change needed. Picks grounded in the actual baseline.csv data -- confirmed each targets a currently-PASS finding so there's a real before/after delta. Also found SSH already open to 0.0.0.0/0 pre-existing (unrelated to the 8, flagged separately for remediation). Next: terraform plan/apply, then re-run Prowler for the Week 2 comparison scan.</w:t>
             </w:r>
           </w:p>
         </w:tc>
@@ -3038,19 +3043,22 @@
         <w:tc>
           <w:tcPr>
             <w:tcW w:type="dxa" w:w="907"/>
+            <w:shd w:val="clear" w:color="auto" w:fill="FFF2CC"/>
           </w:tcPr>
           <w:p>
+            <w:r/>
             <w:r>
               <w:rPr>
                 <w:sz w:val="18"/>
               </w:rPr>
-              <w:t>Pending</w:t>
+              <w:t>In progress</w:t>
             </w:r>
           </w:p>
         </w:tc>
         <w:tc>
           <w:tcPr>
             <w:tcW w:type="dxa" w:w="2551"/>
+            <w:shd w:val="clear" w:color="auto" w:fill="FFF2CC"/>
           </w:tcPr>
           <w:p>
             <w:r>
@@ -3070,8 +3078,10 @@
         <w:tc>
           <w:tcPr>
             <w:tcW w:type="dxa" w:w="2835"/>
+            <w:shd w:val="clear" w:color="auto" w:fill="FFF2CC"/>
           </w:tcPr>
           <w:p>
+            <w:r/>
             <w:r>
               <w:rPr>
                 <w:b/>
@@ -3083,7 +3093,7 @@
               <w:rPr>
                 <w:sz w:val="17"/>
               </w:rPr>
-              <w:t>Not started.</w:t>
+              <w:t>Repo folder structure created (misconfigurations/, prioritization/, llm/, remediation/, compliance/, WEEKLOG.md) matching the brief's deliverables list. .gitignore hardened (prowler-env, tfplan, credentials, Word lock files) and verified no secrets in tracked files. Local repo initialized, baseline committed and tagged v1.0-baseline-aws. First push attempt failed with 'Repository not found' because the GitHub-side repo (yesiamabhi7-Arc/cloudguardian-capstone) had not been created yet -- fix in progress: create it manually on github.com/new (private, no README/gitignore/license) before retrying the push. Still need to identify and add the program team as collaborators once the repo exists.</w:t>
             </w:r>
           </w:p>
         </w:tc>
